--- a/docs/community/maintainer/offline-cyclonedx-scan-flow.docx
+++ b/docs/community/maintainer/offline-cyclonedx-scan-flow.docx
@@ -9615,6 +9615,1013 @@
     <w:p>
       <w:r>
         <w:t>The key migration lesson is that Trivy is not one monolithic scanner. It is a target-specific artifact acquisition system, a versioned analysis/cache layer, a local or RPC scanning backend, a policy/filtering stage, and a set of independently evolving report and extension contracts.</w:t>
+      </w:r>
+    </w:p>
+    <w:p>
+      <w:r>
+        <w:br w:type="page"/>
+      </w:r>
+    </w:p>
+    <w:p>
+      <w:pPr>
+        <w:pStyle w:val="Heading1"/>
+      </w:pPr>
+      <w:r>
+        <w:t>Additional Ecosystem Details</w:t>
+      </w:r>
+    </w:p>
+    <w:p>
+      <w:r>
+        <w:t>This appendix reflects the expanded ecosystem coverage in the maintainer Markdown guide. It preserves the original guide and architecture diagram while adding the Gradle, Maven, Composer, Poetry, and Conan implementation details.</w:t>
+      </w:r>
+    </w:p>
+    <w:p>
+      <w:pPr>
+        <w:pStyle w:val="Heading1"/>
+      </w:pPr>
+      <w:r>
+        <w:t>10.8 How Gradle dependencies are analyzed</w:t>
+      </w:r>
+    </w:p>
+    <w:p>
+      <w:r>
+        <w:t xml:space="preserve">Gradle dependency discovery is based primarily on Gradle dependency lockfiles. A project may declare dependencies in </w:t>
+      </w:r>
+      <w:r>
+        <w:rPr>
+          <w:rFonts w:ascii="Menlo" w:hAnsi="Menlo"/>
+          <w:sz w:val="18"/>
+        </w:rPr>
+        <w:t>build.gradle</w:t>
+      </w:r>
+      <w:r>
+        <w:t xml:space="preserve"> or </w:t>
+      </w:r>
+      <w:r>
+        <w:rPr>
+          <w:rFonts w:ascii="Menlo" w:hAnsi="Menlo"/>
+          <w:sz w:val="18"/>
+        </w:rPr>
+        <w:t>build.gradle.kts</w:t>
+      </w:r>
+      <w:r>
+        <w:t xml:space="preserve">, but the resolved versions and configurations are recorded in files named </w:t>
+      </w:r>
+      <w:r>
+        <w:rPr>
+          <w:rFonts w:ascii="Menlo" w:hAnsi="Menlo"/>
+          <w:sz w:val="18"/>
+        </w:rPr>
+        <w:t>gradle.lockfile</w:t>
+      </w:r>
+      <w:r>
+        <w:t xml:space="preserve"> when dependency locking is enabled.</w:t>
+      </w:r>
+    </w:p>
+    <w:p>
+      <w:r>
+        <w:t>The flow is:</w:t>
+      </w:r>
+    </w:p>
+    <w:p>
+      <w:pPr>
+        <w:pStyle w:val="NoSpacing"/>
+      </w:pPr>
+      <w:r>
+        <w:rPr>
+          <w:rFonts w:ascii="Menlo" w:hAnsi="Menlo"/>
+          <w:sz w:val="16"/>
+        </w:rPr>
+        <w:t>build.gradle / build.gradle.kts</w:t>
+        <w:br/>
+        <w:t xml:space="preserve">  -&gt; Gradle resolves requested versions</w:t>
+        <w:br/>
+        <w:t>gradle.lockfile</w:t>
+        <w:br/>
+        <w:t xml:space="preserve">  -&gt; Trivy parses group, artifact, version, and configuration</w:t>
+        <w:br/>
+        <w:t>types.Application</w:t>
+        <w:br/>
+        <w:t xml:space="preserve">  -&gt; CycloneDX components and dependency edges</w:t>
+      </w:r>
+    </w:p>
+    <w:p>
+      <w:r>
+        <w:t>The analyzer is registered in [</w:t>
+      </w:r>
+      <w:r>
+        <w:rPr>
+          <w:rFonts w:ascii="Menlo" w:hAnsi="Menlo"/>
+          <w:sz w:val="18"/>
+        </w:rPr>
+        <w:t>pkg/fanal/analyzer/language/java/gradle/lockfile.go</w:t>
+      </w:r>
+      <w:r>
+        <w:t>](../../../pkg/fanal/analyzer/language/java/gradle/lockfile.go):</w:t>
+      </w:r>
+    </w:p>
+    <w:p>
+      <w:pPr>
+        <w:pStyle w:val="NoSpacing"/>
+      </w:pPr>
+      <w:r>
+        <w:rPr>
+          <w:rFonts w:ascii="Menlo" w:hAnsi="Menlo"/>
+          <w:sz w:val="16"/>
+        </w:rPr>
+        <w:t>func init() {</w:t>
+        <w:br/>
+        <w:tab/>
+        <w:t>analyzer.RegisterPostAnalyzer(analyzer.TypeGradleLock, newGradleLockAnalyzer)</w:t>
+        <w:br/>
+        <w:t>}</w:t>
+      </w:r>
+    </w:p>
+    <w:p>
+      <w:r>
+        <w:t xml:space="preserve">It selects files whose names end with </w:t>
+      </w:r>
+      <w:r>
+        <w:rPr>
+          <w:rFonts w:ascii="Menlo" w:hAnsi="Menlo"/>
+          <w:sz w:val="18"/>
+        </w:rPr>
+        <w:t>gradle.lockfile</w:t>
+      </w:r>
+      <w:r>
+        <w:t xml:space="preserve">, then calls the common language parser with </w:t>
+      </w:r>
+      <w:r>
+        <w:rPr>
+          <w:rFonts w:ascii="Menlo" w:hAnsi="Menlo"/>
+          <w:sz w:val="18"/>
+        </w:rPr>
+        <w:t>types.Gradle</w:t>
+      </w:r>
+      <w:r>
+        <w:t>. The parser is [</w:t>
+      </w:r>
+      <w:r>
+        <w:rPr>
+          <w:rFonts w:ascii="Menlo" w:hAnsi="Menlo"/>
+          <w:sz w:val="18"/>
+        </w:rPr>
+        <w:t>pkg/dependency/parser/gradle/lockfile/parse.go</w:t>
+      </w:r>
+      <w:r>
+        <w:t>](../../../pkg/dependency/parser/gradle/lockfile/parse.go).</w:t>
+      </w:r>
+    </w:p>
+    <w:p>
+      <w:r>
+        <w:t>Each non-comment lockfile line normally has this shape:</w:t>
+      </w:r>
+    </w:p>
+    <w:p>
+      <w:pPr>
+        <w:pStyle w:val="NoSpacing"/>
+      </w:pPr>
+      <w:r>
+        <w:rPr>
+          <w:rFonts w:ascii="Menlo" w:hAnsi="Menlo"/>
+          <w:sz w:val="16"/>
+        </w:rPr>
+        <w:t>group:artifact:version=configurations</w:t>
+      </w:r>
+    </w:p>
+    <w:p>
+      <w:r>
+        <w:t>For example:</w:t>
+      </w:r>
+    </w:p>
+    <w:p>
+      <w:pPr>
+        <w:pStyle w:val="NoSpacing"/>
+      </w:pPr>
+      <w:r>
+        <w:rPr>
+          <w:rFonts w:ascii="Menlo" w:hAnsi="Menlo"/>
+          <w:sz w:val="16"/>
+        </w:rPr>
+        <w:t>org.springframework:spring-core:6.1.5=compileClasspath,runtimeClasspath</w:t>
+        <w:br/>
+        <w:t>junit:junit:4.13.2=testCompileClasspath</w:t>
+      </w:r>
+    </w:p>
+    <w:p>
+      <w:r>
+        <w:t>Trivy creates a package with an internal identity based on the Gradle coordinates:</w:t>
+      </w:r>
+    </w:p>
+    <w:p>
+      <w:pPr>
+        <w:pStyle w:val="NoSpacing"/>
+      </w:pPr>
+      <w:r>
+        <w:rPr>
+          <w:rFonts w:ascii="Menlo" w:hAnsi="Menlo"/>
+          <w:sz w:val="16"/>
+        </w:rPr>
+        <w:t>org.springframework:spring-core:6.1.5</w:t>
+      </w:r>
+    </w:p>
+    <w:p>
+      <w:r>
+        <w:t xml:space="preserve">The resulting package type is </w:t>
+      </w:r>
+      <w:r>
+        <w:rPr>
+          <w:rFonts w:ascii="Menlo" w:hAnsi="Menlo"/>
+          <w:sz w:val="18"/>
+        </w:rPr>
+        <w:t>gradle</w:t>
+      </w:r>
+      <w:r>
+        <w:t>, and the report converter normally represents the library with a Maven-style PURL such as:</w:t>
+      </w:r>
+    </w:p>
+    <w:p>
+      <w:pPr>
+        <w:pStyle w:val="NoSpacing"/>
+      </w:pPr>
+      <w:r>
+        <w:rPr>
+          <w:rFonts w:ascii="Menlo" w:hAnsi="Menlo"/>
+          <w:sz w:val="16"/>
+        </w:rPr>
+        <w:t>pkg:maven/org.springframework/spring-core@6.1.5</w:t>
+      </w:r>
+    </w:p>
+    <w:p>
+      <w:pPr>
+        <w:pStyle w:val="Heading2"/>
+      </w:pPr>
+      <w:r>
+        <w:t>Gradle development dependencies</w:t>
+      </w:r>
+    </w:p>
+    <w:p>
+      <w:r>
+        <w:t xml:space="preserve">The parser marks a package as a development dependency when all of its classpaths are test classpaths. A package associated with </w:t>
+      </w:r>
+      <w:r>
+        <w:rPr>
+          <w:rFonts w:ascii="Menlo" w:hAnsi="Menlo"/>
+          <w:sz w:val="18"/>
+        </w:rPr>
+        <w:t>testCompileClasspath</w:t>
+      </w:r>
+      <w:r>
+        <w:t xml:space="preserve"> or </w:t>
+      </w:r>
+      <w:r>
+        <w:rPr>
+          <w:rFonts w:ascii="Menlo" w:hAnsi="Menlo"/>
+          <w:sz w:val="18"/>
+        </w:rPr>
+        <w:t>testRuntimeClasspath</w:t>
+      </w:r>
+      <w:r>
+        <w:t xml:space="preserve"> can therefore be excluded by the default scan policy.</w:t>
+      </w:r>
+    </w:p>
+    <w:p>
+      <w:r>
+        <w:t>Include these packages explicitly when the SBOM should cover test and build tooling:</w:t>
+      </w:r>
+    </w:p>
+    <w:p>
+      <w:pPr>
+        <w:pStyle w:val="NoSpacing"/>
+      </w:pPr>
+      <w:r>
+        <w:rPr>
+          <w:rFonts w:ascii="Menlo" w:hAnsi="Menlo"/>
+          <w:sz w:val="16"/>
+        </w:rPr>
+        <w:t>trivy fs \</w:t>
+        <w:br/>
+        <w:t xml:space="preserve">  --format cyclonedx \</w:t>
+        <w:br/>
+        <w:t xml:space="preserve">  --include-dev-deps \</w:t>
+        <w:br/>
+        <w:t xml:space="preserve">  /path/to/gradle-project</w:t>
+      </w:r>
+    </w:p>
+    <w:p>
+      <w:pPr>
+        <w:pStyle w:val="Heading2"/>
+      </w:pPr>
+      <w:r>
+        <w:t>Gradle cache enrichment</w:t>
+      </w:r>
+    </w:p>
+    <w:p>
+      <w:r>
+        <w:t xml:space="preserve">After parsing the lockfile, the analyzer searches the Gradle cache, normally under </w:t>
+      </w:r>
+      <w:r>
+        <w:rPr>
+          <w:rFonts w:ascii="Menlo" w:hAnsi="Menlo"/>
+          <w:sz w:val="18"/>
+        </w:rPr>
+        <w:t>$HOME/.gradle/caches</w:t>
+      </w:r>
+      <w:r>
+        <w:t xml:space="preserve"> or the directory selected by </w:t>
+      </w:r>
+      <w:r>
+        <w:rPr>
+          <w:rFonts w:ascii="Menlo" w:hAnsi="Menlo"/>
+          <w:sz w:val="18"/>
+        </w:rPr>
+        <w:t>GRADLE_USER_HOME</w:t>
+      </w:r>
+      <w:r>
+        <w:t xml:space="preserve">. Cached </w:t>
+      </w:r>
+      <w:r>
+        <w:rPr>
+          <w:rFonts w:ascii="Menlo" w:hAnsi="Menlo"/>
+          <w:sz w:val="18"/>
+        </w:rPr>
+        <w:t>.pom</w:t>
+      </w:r>
+      <w:r>
+        <w:t xml:space="preserve"> files can provide additional license names and dependency declarations.</w:t>
+      </w:r>
+    </w:p>
+    <w:p>
+      <w:r>
+        <w:t>The enrichment logic is in [</w:t>
+      </w:r>
+      <w:r>
+        <w:rPr>
+          <w:rFonts w:ascii="Menlo" w:hAnsi="Menlo"/>
+          <w:sz w:val="18"/>
+        </w:rPr>
+        <w:t>pkg/fanal/analyzer/language/java/gradle/pom.go</w:t>
+      </w:r>
+      <w:r>
+        <w:t xml:space="preserve">](../../../pkg/fanal/analyzer/language/java/gradle/pom.go). If the cache is unavailable, Trivy can still report packages parsed from </w:t>
+      </w:r>
+      <w:r>
+        <w:rPr>
+          <w:rFonts w:ascii="Menlo" w:hAnsi="Menlo"/>
+          <w:sz w:val="18"/>
+        </w:rPr>
+        <w:t>gradle.lockfile</w:t>
+      </w:r>
+      <w:r>
+        <w:t>, but license data and deeper dependency edges may be incomplete.</w:t>
+      </w:r>
+    </w:p>
+    <w:p>
+      <w:r>
+        <w:t>POM dependency edges are added only when the referenced package also exists in the parsed lockfile package set. This prevents Trivy from emitting an edge to an unresolved component.</w:t>
+      </w:r>
+    </w:p>
+    <w:p>
+      <w:pPr>
+        <w:pStyle w:val="Heading2"/>
+      </w:pPr>
+      <w:r>
+        <w:t>Gradle completeness and offline behavior</w:t>
+      </w:r>
+    </w:p>
+    <w:p>
+      <w:r>
+        <w:t xml:space="preserve">An unresolved declaration in </w:t>
+      </w:r>
+      <w:r>
+        <w:rPr>
+          <w:rFonts w:ascii="Menlo" w:hAnsi="Menlo"/>
+          <w:sz w:val="18"/>
+        </w:rPr>
+        <w:t>build.gradle</w:t>
+      </w:r>
+      <w:r>
+        <w:t xml:space="preserve"> is weaker evidence than a concrete lockfile entry. A lockfile is especially important for offline analysis because it records selected versions without requiring Trivy to resolve version ranges remotely.</w:t>
+      </w:r>
+    </w:p>
+    <w:p>
+      <w:r>
+        <w:t>The Gradle flow therefore follows the same evidence rule demonstrated by the npm testing report: a dependency declaration or dependency map alone does not guarantee that Trivy can emit a resolved SBOM component. The concrete package record must be available to the analyzer.</w:t>
+      </w:r>
+    </w:p>
+    <w:p>
+      <w:r>
+        <w:t>Useful source files:</w:t>
+      </w:r>
+    </w:p>
+    <w:p>
+      <w:pPr>
+        <w:pStyle w:val="ListBullet"/>
+      </w:pPr>
+      <w:r>
+        <w:t>[`pkg/fanal/analyzer/language/java/gradle/lockfile.go`](../../../pkg/fanal/analyzer/language/java/gradle/lockfile.go)</w:t>
+      </w:r>
+    </w:p>
+    <w:p>
+      <w:pPr>
+        <w:pStyle w:val="ListBullet"/>
+      </w:pPr>
+      <w:r>
+        <w:t>[`pkg/dependency/parser/gradle/lockfile/parse.go`](../../../pkg/dependency/parser/gradle/lockfile/parse.go)</w:t>
+      </w:r>
+    </w:p>
+    <w:p>
+      <w:pPr>
+        <w:pStyle w:val="ListBullet"/>
+      </w:pPr>
+      <w:r>
+        <w:t>[`pkg/fanal/analyzer/language/java/gradle/pom.go`](../../../pkg/fanal/analyzer/language/java/gradle/pom.go)</w:t>
+      </w:r>
+    </w:p>
+    <w:p>
+      <w:pPr>
+        <w:pStyle w:val="Heading1"/>
+      </w:pPr>
+      <w:r>
+        <w:t>10.9 How Maven dependencies are analyzed</w:t>
+      </w:r>
+    </w:p>
+    <w:p>
+      <w:r>
+        <w:t xml:space="preserve">Maven projects declare dependencies in </w:t>
+      </w:r>
+      <w:r>
+        <w:rPr>
+          <w:rFonts w:ascii="Menlo" w:hAnsi="Menlo"/>
+          <w:sz w:val="18"/>
+        </w:rPr>
+        <w:t>pom.xml</w:t>
+      </w:r>
+      <w:r>
+        <w:t>. Unlike a lockfile-first ecosystem, Maven commonly resolves versions and transitive dependencies by reading the POM and consulting the local Maven repository or configured remote repositories.</w:t>
+      </w:r>
+    </w:p>
+    <w:p>
+      <w:r>
+        <w:t>The built-in analyzer is [</w:t>
+      </w:r>
+      <w:r>
+        <w:rPr>
+          <w:rFonts w:ascii="Menlo" w:hAnsi="Menlo"/>
+          <w:sz w:val="18"/>
+        </w:rPr>
+        <w:t>pkg/fanal/analyzer/language/java/pom/pom.go</w:t>
+      </w:r>
+      <w:r>
+        <w:t xml:space="preserve">](../../../pkg/fanal/analyzer/language/java/pom/pom.go). It recognizes files named </w:t>
+      </w:r>
+      <w:r>
+        <w:rPr>
+          <w:rFonts w:ascii="Menlo" w:hAnsi="Menlo"/>
+          <w:sz w:val="18"/>
+        </w:rPr>
+        <w:t>pom.xml</w:t>
+      </w:r>
+      <w:r>
+        <w:t xml:space="preserve"> and creates a parser with the scan's offline setting and Maven mirror configuration:</w:t>
+      </w:r>
+    </w:p>
+    <w:p>
+      <w:pPr>
+        <w:pStyle w:val="NoSpacing"/>
+      </w:pPr>
+      <w:r>
+        <w:rPr>
+          <w:rFonts w:ascii="Menlo" w:hAnsi="Menlo"/>
+          <w:sz w:val="16"/>
+        </w:rPr>
+        <w:t>p := pom.NewParser(filePath,</w:t>
+        <w:br/>
+        <w:tab/>
+        <w:t>pom.WithOffline(input.Options.Offline),</w:t>
+        <w:br/>
+        <w:tab/>
+        <w:t>pom.WithConfigFileMirrors(input.Options.MavenMirrors),</w:t>
+        <w:br/>
+        <w:t>)</w:t>
+      </w:r>
+    </w:p>
+    <w:p>
+      <w:r>
+        <w:t>The parser in [</w:t>
+      </w:r>
+      <w:r>
+        <w:rPr>
+          <w:rFonts w:ascii="Menlo" w:hAnsi="Menlo"/>
+          <w:sz w:val="18"/>
+        </w:rPr>
+        <w:t>pkg/dependency/parser/java/pom/parse.go</w:t>
+      </w:r>
+      <w:r>
+        <w:t>](../../../pkg/dependency/parser/java/pom/parse.go) reads Maven coordinates such as:</w:t>
+      </w:r>
+    </w:p>
+    <w:p>
+      <w:pPr>
+        <w:pStyle w:val="NoSpacing"/>
+      </w:pPr>
+      <w:r>
+        <w:rPr>
+          <w:rFonts w:ascii="Menlo" w:hAnsi="Menlo"/>
+          <w:sz w:val="16"/>
+        </w:rPr>
+        <w:t>&lt;dependency&gt;</w:t>
+        <w:br/>
+        <w:t xml:space="preserve">  &lt;groupId&gt;org.springframework&lt;/groupId&gt;</w:t>
+        <w:br/>
+        <w:t xml:space="preserve">  &lt;artifactId&gt;spring-core&lt;/artifactId&gt;</w:t>
+        <w:br/>
+        <w:t xml:space="preserve">  &lt;version&gt;6.1.5&lt;/version&gt;</w:t>
+        <w:br/>
+        <w:t>&lt;/dependency&gt;</w:t>
+      </w:r>
+    </w:p>
+    <w:p>
+      <w:r>
+        <w:t>It resolves project properties, dependency-management values, profiles, repositories, and transitive metadata when the required POMs are available. The package identity is based on Maven coordinates and is represented in reports with a PURL such as:</w:t>
+      </w:r>
+    </w:p>
+    <w:p>
+      <w:pPr>
+        <w:pStyle w:val="NoSpacing"/>
+      </w:pPr>
+      <w:r>
+        <w:rPr>
+          <w:rFonts w:ascii="Menlo" w:hAnsi="Menlo"/>
+          <w:sz w:val="16"/>
+        </w:rPr>
+        <w:t>pkg:maven/org.springframework/spring-core@6.1.5</w:t>
+      </w:r>
+    </w:p>
+    <w:p>
+      <w:r>
+        <w:t xml:space="preserve">The local repository normally defaults to </w:t>
+      </w:r>
+      <w:r>
+        <w:rPr>
+          <w:rFonts w:ascii="Menlo" w:hAnsi="Menlo"/>
+          <w:sz w:val="18"/>
+        </w:rPr>
+        <w:t>$HOME/.m2/repository</w:t>
+      </w:r>
+      <w:r>
+        <w:t xml:space="preserve">. With </w:t>
+      </w:r>
+      <w:r>
+        <w:rPr>
+          <w:rFonts w:ascii="Menlo" w:hAnsi="Menlo"/>
+          <w:sz w:val="18"/>
+        </w:rPr>
+        <w:t>--offline-scan</w:t>
+      </w:r>
+      <w:r>
+        <w:t>, Trivy avoids remote dependency-identification requests and relies on local POM/repository data. A project can still produce useful direct package information offline, but missing cached metadata can reduce transitive dependency, license, or version completeness.</w:t>
+      </w:r>
+    </w:p>
+    <w:p>
+      <w:r>
+        <w:t xml:space="preserve">Maven integration-test POMs under paths matching </w:t>
+      </w:r>
+      <w:r>
+        <w:rPr>
+          <w:rFonts w:ascii="Menlo" w:hAnsi="Menlo"/>
+          <w:sz w:val="18"/>
+        </w:rPr>
+        <w:t>**/[src|target]/it/*/pom.xml</w:t>
+      </w:r>
+      <w:r>
+        <w:t xml:space="preserve"> are marked as development dependencies so they can be excluded by default.</w:t>
+      </w:r>
+    </w:p>
+    <w:p>
+      <w:pPr>
+        <w:pStyle w:val="Heading1"/>
+      </w:pPr>
+      <w:r>
+        <w:t>10.10 How Composer dependencies are analyzed</w:t>
+      </w:r>
+    </w:p>
+    <w:p>
+      <w:r>
+        <w:t xml:space="preserve">Composer projects declare dependencies in </w:t>
+      </w:r>
+      <w:r>
+        <w:rPr>
+          <w:rFonts w:ascii="Menlo" w:hAnsi="Menlo"/>
+          <w:sz w:val="18"/>
+        </w:rPr>
+        <w:t>composer.json</w:t>
+      </w:r>
+      <w:r>
+        <w:t xml:space="preserve"> and record resolved packages in </w:t>
+      </w:r>
+      <w:r>
+        <w:rPr>
+          <w:rFonts w:ascii="Menlo" w:hAnsi="Menlo"/>
+          <w:sz w:val="18"/>
+        </w:rPr>
+        <w:t>composer.lock</w:t>
+      </w:r>
+      <w:r>
+        <w:t>. The analyzer is [</w:t>
+      </w:r>
+      <w:r>
+        <w:rPr>
+          <w:rFonts w:ascii="Menlo" w:hAnsi="Menlo"/>
+          <w:sz w:val="18"/>
+        </w:rPr>
+        <w:t>pkg/fanal/analyzer/language/php/composer/composer.go</w:t>
+      </w:r>
+      <w:r>
+        <w:t>](../../../pkg/fanal/analyzer/language/php/composer/composer.go).</w:t>
+      </w:r>
+    </w:p>
+    <w:p>
+      <w:r>
+        <w:t xml:space="preserve">It scans </w:t>
+      </w:r>
+      <w:r>
+        <w:rPr>
+          <w:rFonts w:ascii="Menlo" w:hAnsi="Menlo"/>
+          <w:sz w:val="18"/>
+        </w:rPr>
+        <w:t>composer.lock</w:t>
+      </w:r>
+      <w:r>
+        <w:t xml:space="preserve">, skips lockfiles inside </w:t>
+      </w:r>
+      <w:r>
+        <w:rPr>
+          <w:rFonts w:ascii="Menlo" w:hAnsi="Menlo"/>
+          <w:sz w:val="18"/>
+        </w:rPr>
+        <w:t>vendor</w:t>
+      </w:r>
+      <w:r>
+        <w:t xml:space="preserve">, and reads the neighboring </w:t>
+      </w:r>
+      <w:r>
+        <w:rPr>
+          <w:rFonts w:ascii="Menlo" w:hAnsi="Menlo"/>
+          <w:sz w:val="18"/>
+        </w:rPr>
+        <w:t>composer.json</w:t>
+      </w:r>
+      <w:r>
+        <w:t xml:space="preserve"> to distinguish </w:t>
+      </w:r>
+      <w:r>
+        <w:rPr>
+          <w:rFonts w:ascii="Menlo" w:hAnsi="Menlo"/>
+          <w:sz w:val="18"/>
+        </w:rPr>
+        <w:t>require</w:t>
+      </w:r>
+      <w:r>
+        <w:t xml:space="preserve"> and </w:t>
+      </w:r>
+      <w:r>
+        <w:rPr>
+          <w:rFonts w:ascii="Menlo" w:hAnsi="Menlo"/>
+          <w:sz w:val="18"/>
+        </w:rPr>
+        <w:t>require-dev</w:t>
+      </w:r>
+      <w:r>
+        <w:t xml:space="preserve"> packages:</w:t>
+      </w:r>
+    </w:p>
+    <w:p>
+      <w:pPr>
+        <w:pStyle w:val="NoSpacing"/>
+      </w:pPr>
+      <w:r>
+        <w:rPr>
+          <w:rFonts w:ascii="Menlo" w:hAnsi="Menlo"/>
+          <w:sz w:val="16"/>
+        </w:rPr>
+        <w:t>composer.json  -&gt; direct production and development declarations</w:t>
+        <w:br/>
+        <w:t>composer.lock  -&gt; resolved packages, versions, licenses, and requires</w:t>
+        <w:br/>
+        <w:t xml:space="preserve">                 -&gt; Trivy application and dependency graph</w:t>
+      </w:r>
+    </w:p>
+    <w:p>
+      <w:r>
+        <w:t>The lockfile parser in [</w:t>
+      </w:r>
+      <w:r>
+        <w:rPr>
+          <w:rFonts w:ascii="Menlo" w:hAnsi="Menlo"/>
+          <w:sz w:val="18"/>
+        </w:rPr>
+        <w:t>pkg/dependency/parser/php/composer/parse.go</w:t>
+      </w:r>
+      <w:r>
+        <w:t xml:space="preserve">](../../../pkg/dependency/parser/php/composer/parse.go) reads both </w:t>
+      </w:r>
+      <w:r>
+        <w:rPr>
+          <w:rFonts w:ascii="Menlo" w:hAnsi="Menlo"/>
+          <w:sz w:val="18"/>
+        </w:rPr>
+        <w:t>packages</w:t>
+      </w:r>
+      <w:r>
+        <w:t xml:space="preserve"> and </w:t>
+      </w:r>
+      <w:r>
+        <w:rPr>
+          <w:rFonts w:ascii="Menlo" w:hAnsi="Menlo"/>
+          <w:sz w:val="18"/>
+        </w:rPr>
+        <w:t>packages-dev</w:t>
+      </w:r>
+      <w:r>
+        <w:t>. Production packages take precedence when the same package appears in both lists. Package requirements are converted into edges after their concrete versions are found in the lockfile.</w:t>
+      </w:r>
+    </w:p>
+    <w:p>
+      <w:r>
+        <w:t xml:space="preserve">Composer's </w:t>
+      </w:r>
+      <w:r>
+        <w:rPr>
+          <w:rFonts w:ascii="Menlo" w:hAnsi="Menlo"/>
+          <w:sz w:val="18"/>
+        </w:rPr>
+        <w:t>php</w:t>
+      </w:r>
+      <w:r>
+        <w:t xml:space="preserve"> requirement and </w:t>
+      </w:r>
+      <w:r>
+        <w:rPr>
+          <w:rFonts w:ascii="Menlo" w:hAnsi="Menlo"/>
+          <w:sz w:val="18"/>
+        </w:rPr>
+        <w:t>ext-*</w:t>
+      </w:r>
+      <w:r>
+        <w:t xml:space="preserve"> platform requirements are not emitted as library dependencies. License strings and arrays are normalized into Trivy license values. If </w:t>
+      </w:r>
+      <w:r>
+        <w:rPr>
+          <w:rFonts w:ascii="Menlo" w:hAnsi="Menlo"/>
+          <w:sz w:val="18"/>
+        </w:rPr>
+        <w:t>composer.json</w:t>
+      </w:r>
+      <w:r>
+        <w:t xml:space="preserve"> is missing, the analyzer cannot reliably distinguish direct from indirect packages and retains the lockfile packages with less precise relationship classification.</w:t>
+      </w:r>
+    </w:p>
+    <w:p>
+      <w:r>
+        <w:t>Development packages are marked as development dependencies and may require:</w:t>
+      </w:r>
+    </w:p>
+    <w:p>
+      <w:pPr>
+        <w:pStyle w:val="NoSpacing"/>
+      </w:pPr>
+      <w:r>
+        <w:rPr>
+          <w:rFonts w:ascii="Menlo" w:hAnsi="Menlo"/>
+          <w:sz w:val="16"/>
+        </w:rPr>
+        <w:t>trivy fs --format cyclonedx --include-dev-deps /path/to/composer-project</w:t>
+      </w:r>
+    </w:p>
+    <w:p>
+      <w:pPr>
+        <w:pStyle w:val="Heading1"/>
+      </w:pPr>
+      <w:r>
+        <w:t>10.11 How Poetry dependencies are analyzed</w:t>
+      </w:r>
+    </w:p>
+    <w:p>
+      <w:r>
+        <w:t xml:space="preserve">Poetry projects use </w:t>
+      </w:r>
+      <w:r>
+        <w:rPr>
+          <w:rFonts w:ascii="Menlo" w:hAnsi="Menlo"/>
+          <w:sz w:val="18"/>
+        </w:rPr>
+        <w:t>pyproject.toml</w:t>
+      </w:r>
+      <w:r>
+        <w:t xml:space="preserve"> for declarations and </w:t>
+      </w:r>
+      <w:r>
+        <w:rPr>
+          <w:rFonts w:ascii="Menlo" w:hAnsi="Menlo"/>
+          <w:sz w:val="18"/>
+        </w:rPr>
+        <w:t>poetry.lock</w:t>
+      </w:r>
+      <w:r>
+        <w:t xml:space="preserve"> for resolved packages. The analyzer is [</w:t>
+      </w:r>
+      <w:r>
+        <w:rPr>
+          <w:rFonts w:ascii="Menlo" w:hAnsi="Menlo"/>
+          <w:sz w:val="18"/>
+        </w:rPr>
+        <w:t>pkg/fanal/analyzer/language/python/poetry/poetry.go</w:t>
+      </w:r>
+      <w:r>
+        <w:t>](../../../pkg/fanal/analyzer/language/python/poetry/poetry.go).</w:t>
+      </w:r>
+    </w:p>
+    <w:p>
+      <w:r>
+        <w:t>The flow is:</w:t>
+      </w:r>
+    </w:p>
+    <w:p>
+      <w:pPr>
+        <w:pStyle w:val="NoSpacing"/>
+      </w:pPr>
+      <w:r>
+        <w:rPr>
+          <w:rFonts w:ascii="Menlo" w:hAnsi="Menlo"/>
+          <w:sz w:val="16"/>
+        </w:rPr>
+        <w:t>pyproject.toml  -&gt; direct dependencies, groups, and production roots</w:t>
+        <w:br/>
+        <w:t>poetry.lock     -&gt; package versions, categories, groups, and constraints</w:t>
+        <w:br/>
+        <w:t xml:space="preserve">                  -&gt; Trivy application and dependency graph</w:t>
+      </w:r>
+    </w:p>
+    <w:p>
+      <w:r>
+        <w:t>The parser in [</w:t>
+      </w:r>
+      <w:r>
+        <w:rPr>
+          <w:rFonts w:ascii="Menlo" w:hAnsi="Menlo"/>
+          <w:sz w:val="18"/>
+        </w:rPr>
+        <w:t>pkg/dependency/parser/python/poetry/parse.go</w:t>
+      </w:r>
+      <w:r>
+        <w:t xml:space="preserve">](../../../pkg/dependency/parser/python/poetry/parse.go) reads package records, marks </w:t>
+      </w:r>
+      <w:r>
+        <w:rPr>
+          <w:rFonts w:ascii="Menlo" w:hAnsi="Menlo"/>
+          <w:sz w:val="18"/>
+        </w:rPr>
+        <w:t>category = "dev"</w:t>
+      </w:r>
+      <w:r>
+        <w:t xml:space="preserve"> and non-main groups as development dependencies, and resolves dependency version ranges against the versions present in the lockfile.</w:t>
+      </w:r>
+    </w:p>
+    <w:p>
+      <w:r>
+        <w:t>Package names are normalized before matching. If a dependency range cannot match an installed lockfile version, the edge is omitted and a debug message is recorded. This is the same evidence boundary seen in the npm testing report: a dependency constraint alone is not enough to emit a resolved component or relationship when the corresponding lockfile package is unavailable.</w:t>
+      </w:r>
+    </w:p>
+    <w:p>
+      <w:r>
+        <w:t xml:space="preserve">The analyzer also reads </w:t>
+      </w:r>
+      <w:r>
+        <w:rPr>
+          <w:rFonts w:ascii="Menlo" w:hAnsi="Menlo"/>
+          <w:sz w:val="18"/>
+        </w:rPr>
+        <w:t>pyproject.toml</w:t>
+      </w:r>
+      <w:r>
+        <w:t xml:space="preserve"> to identify direct dependencies and production roots. Without that file, the lockfile still supplies packages, but direct/transitive classification is less precise.</w:t>
+      </w:r>
+    </w:p>
+    <w:p>
+      <w:pPr>
+        <w:pStyle w:val="Heading1"/>
+      </w:pPr>
+      <w:r>
+        <w:t>10.12 How Conan dependencies are analyzed</w:t>
+      </w:r>
+    </w:p>
+    <w:p>
+      <w:r>
+        <w:t xml:space="preserve">Conan projects can produce a </w:t>
+      </w:r>
+      <w:r>
+        <w:rPr>
+          <w:rFonts w:ascii="Menlo" w:hAnsi="Menlo"/>
+          <w:sz w:val="18"/>
+        </w:rPr>
+        <w:t>conan.lock</w:t>
+      </w:r>
+      <w:r>
+        <w:t xml:space="preserve"> file containing resolved C/C++ dependency graph information. The analyzer is [</w:t>
+      </w:r>
+      <w:r>
+        <w:rPr>
+          <w:rFonts w:ascii="Menlo" w:hAnsi="Menlo"/>
+          <w:sz w:val="18"/>
+        </w:rPr>
+        <w:t>pkg/fanal/analyzer/language/c/conan/conan.go</w:t>
+      </w:r>
+      <w:r>
+        <w:t>](../../../pkg/fanal/analyzer/language/c/conan/conan.go), and the parser is [</w:t>
+      </w:r>
+      <w:r>
+        <w:rPr>
+          <w:rFonts w:ascii="Menlo" w:hAnsi="Menlo"/>
+          <w:sz w:val="18"/>
+        </w:rPr>
+        <w:t>pkg/dependency/parser/c/conan/parse.go</w:t>
+      </w:r>
+      <w:r>
+        <w:t>](../../../pkg/dependency/parser/c/conan/parse.go).</w:t>
+      </w:r>
+    </w:p>
+    <w:p>
+      <w:r>
+        <w:t xml:space="preserve">The analyzer recognizes the default filename </w:t>
+      </w:r>
+      <w:r>
+        <w:rPr>
+          <w:rFonts w:ascii="Menlo" w:hAnsi="Menlo"/>
+          <w:sz w:val="18"/>
+        </w:rPr>
+        <w:t>conan.lock</w:t>
+      </w:r>
+      <w:r>
+        <w:t xml:space="preserve">, parses it into a Trivy application, and enriches package licenses from cached </w:t>
+      </w:r>
+      <w:r>
+        <w:rPr>
+          <w:rFonts w:ascii="Menlo" w:hAnsi="Menlo"/>
+          <w:sz w:val="18"/>
+        </w:rPr>
+        <w:t>conanfile.py</w:t>
+      </w:r>
+      <w:r>
+        <w:t xml:space="preserve"> files when available. It supports Conan cache locations associated with both Conan 1 and Conan 2, including:</w:t>
+      </w:r>
+    </w:p>
+    <w:p>
+      <w:pPr>
+        <w:pStyle w:val="NoSpacing"/>
+      </w:pPr>
+      <w:r>
+        <w:rPr>
+          <w:rFonts w:ascii="Menlo" w:hAnsi="Menlo"/>
+          <w:sz w:val="16"/>
+        </w:rPr>
+        <w:t>CONAN_HOME/p</w:t>
+        <w:br/>
+        <w:t>CONAN_USER_HOME/.conan/data</w:t>
+        <w:br/>
+        <w:t>$HOME/.conan2/p</w:t>
+        <w:br/>
+        <w:t>$HOME/.conan/data</w:t>
+      </w:r>
+    </w:p>
+    <w:p>
+      <w:r>
+        <w:t xml:space="preserve">The cache lookup is enrichment rather than the primary package source. If the cache is unavailable, Trivy can still parse packages from </w:t>
+      </w:r>
+      <w:r>
+        <w:rPr>
+          <w:rFonts w:ascii="Menlo" w:hAnsi="Menlo"/>
+          <w:sz w:val="18"/>
+        </w:rPr>
+        <w:t>conan.lock</w:t>
+      </w:r>
+      <w:r>
+        <w:t>, but license metadata may be absent.</w:t>
+      </w:r>
+    </w:p>
+    <w:p>
+      <w:r>
+        <w:t xml:space="preserve">Conan lockfiles may use a project-specific filename, but the built-in analyzer's default discovery requires </w:t>
+      </w:r>
+      <w:r>
+        <w:rPr>
+          <w:rFonts w:ascii="Menlo" w:hAnsi="Menlo"/>
+          <w:sz w:val="18"/>
+        </w:rPr>
+        <w:t>conan.lock</w:t>
+      </w:r>
+      <w:r>
+        <w:t xml:space="preserve"> unless an explicit file pattern causes the file to be included in analysis. As with other lockfile ecosystems, missing concrete graph nodes limit the dependency edges that Trivy can represent.</w:t>
       </w:r>
     </w:p>
     <w:sectPr>
